--- a/worksheets/W15_A3五格簡報草圖_學生用.docx
+++ b/worksheets/W15_A3五格簡報草圖_學生用.docx
@@ -23,7 +23,7 @@
           <w:color w:val="4B5568"/>
           <w:sz w:val="18"/>
         </w:rPr>
-        <w:t xml:space="preserve">　A3 五格草圖｜0 分，保存至 W16 學習關卡 4｜組別：＿＿＿＿　成員：＿＿＿＿＿＿＿＿</w:t>
+        <w:t xml:space="preserve">　A3 五格草圖｜本週先回饋，W16定位本人安排與試讀決定｜組別：＿＿＿＿　成員：＿＿＿＿＿＿＿＿</w:t>
       </w:r>
     </w:p>
     <w:p>

--- a/worksheets/W15_A3五格簡報草圖_學生用.docx
+++ b/worksheets/W15_A3五格簡報草圖_學生用.docx
@@ -23,7 +23,7 @@
           <w:color w:val="4B5568"/>
           <w:sz w:val="18"/>
         </w:rPr>
-        <w:t xml:space="preserve">　A3 五格草圖｜本週先回饋，W16定位本人安排與試讀決定｜組別：＿＿＿＿　成員：＿＿＿＿＿＿＿＿</w:t>
+        <w:t xml:space="preserve">　A3 五格草圖｜可選草圖，不另交；W16看本人安排與試讀決定｜姓名：＿＿＿＿　工作檔版本：＿＿＿＿</w:t>
       </w:r>
     </w:p>
     <w:p>
@@ -88,7 +88,7 @@
                 <w:color w:val="245CC2"/>
                 <w:sz w:val="21"/>
               </w:rPr>
-              <w:t>1｜比較問題</w:t>
+              <w:t>1｜問題與讀者</w:t>
             </w:r>
           </w:p>
           <w:p>
@@ -102,7 +102,7 @@
                 <w:color w:val="182233"/>
                 <w:sz w:val="17"/>
               </w:rPr>
-              <w:t>兩個方法 × 用同一種方法比較的 2–3 件事</w:t>
+              <w:t>替誰釐清什麼？可核對說法、解釋現象或比較</w:t>
             </w:r>
           </w:p>
           <w:p>
@@ -172,7 +172,7 @@
                 <w:color w:val="4B5568"/>
                 <w:sz w:val="15"/>
               </w:rPr>
-              <w:t>□ 不是只列 A、B 數值</w:t>
+              <w:t>□ 不限兩方案</w:t>
             </w:r>
           </w:p>
           <w:p>
@@ -186,7 +186,7 @@
                 <w:color w:val="4B5568"/>
                 <w:sz w:val="15"/>
               </w:rPr>
-              <w:t>□ 聽眾知道要比較什麼</w:t>
+              <w:t>□ 讀者知道要釐清什麼</w:t>
             </w:r>
           </w:p>
         </w:tc>
@@ -235,7 +235,7 @@
                 <w:color w:val="182233"/>
                 <w:sz w:val="17"/>
               </w:rPr>
-              <w:t>現在傾向什麼？公平承認反方一個正確點</w:t>
+              <w:t>現在傾向什麼？留下其他合理說法與條件</w:t>
             </w:r>
           </w:p>
           <w:p>
@@ -305,7 +305,7 @@
                 <w:color w:val="4B5568"/>
                 <w:sz w:val="15"/>
               </w:rPr>
-              <w:t>□ 不是把反方寫弱</w:t>
+              <w:t>□ 說準其他理由</w:t>
             </w:r>
           </w:p>
           <w:p>
@@ -354,7 +354,7 @@
                 <w:color w:val="245CC2"/>
                 <w:sz w:val="21"/>
               </w:rPr>
-              <w:t>3｜最強證據</w:t>
+              <w:t>3｜資料如何相接</w:t>
             </w:r>
           </w:p>
           <w:p>
@@ -487,7 +487,7 @@
                 <w:color w:val="245CC2"/>
                 <w:sz w:val="21"/>
               </w:rPr>
-              <w:t>4｜我們的限制</w:t>
+              <w:t>4｜限制與優先缺口</w:t>
             </w:r>
           </w:p>
           <w:p>
@@ -501,7 +501,7 @@
                 <w:color w:val="182233"/>
                 <w:sz w:val="17"/>
               </w:rPr>
-              <w:t>是我們自己的缺口，不是『反方忽略什麼』</w:t>
+              <w:t>不知道什麼？錯了誰受影響？先處理哪項？</w:t>
             </w:r>
           </w:p>
           <w:p>
@@ -774,7 +774,7 @@
                 <w:color w:val="245CC2"/>
                 <w:sz w:val="18"/>
               </w:rPr>
-              <w:t>實際人類讀者復述｜看完後闔上，寫他以為我們在說什麼</w:t>
+              <w:t>實際人類讀者復述｜看完後闔上，寫他以為我在說什麼</w:t>
             </w:r>
           </w:p>
           <w:p>
@@ -816,7 +816,7 @@
                 <w:color w:val="182233"/>
                 <w:sz w:val="15"/>
               </w:rPr>
-              <w:t>□有落差＿＿ □沒有落差，讀者說對＿＿；對應原句＿＿：</w:t>
+              <w:t>□漏看 □安排不清 □資料未定 □理解相符；原句＿＿：</w:t>
             </w:r>
           </w:p>
           <w:p>
